--- a/docs/test/test-cases-15.docx
+++ b/docs/test/test-cases-15.docx
@@ -2912,7 +2912,7 @@
           <w:sz w:val="26"/>
           <w:szCs w:val="26"/>
         </w:rPr>
-        <w:t xml:space="preserve">#2227 — SPLIT_LOOP</w:t>
+        <w:t>#534 — SPLIT_LOOP</w:t>
       </w:r>
     </w:p>
     <w:p>
@@ -2931,7 +2931,7 @@
           <w:sz w:val="21"/>
           <w:szCs w:val="21"/>
         </w:rPr>
-        <w:t xml:space="preserve">Split the nested loop in the findMinMax method into separate loops, each handling one distinct aspect of the computation. The current structure combines multiple responsibilities in a single nested loop, making the logic harder to follow.</w:t>
+        <w:t>Split the nested loop in the splitLoopedString method into separate loops, each handling one distinct aspect of the computation. The current structure combines multiple responsibilities in a single nested loop, making the logic harder to follow.</w:t>
       </w:r>
     </w:p>
     <w:p>
@@ -2951,311 +2951,210 @@
       </w:r>
     </w:p>
     <w:p>
-      <w:pPr>
-        <w:spacing w:after="0" w:line="250"/>
-      </w:pPr>
-      <w:r>
-        <w:rPr>
-          <w:rFonts w:ascii="Consolas" w:cs="Consolas" w:eastAsia="Consolas" w:hAnsi="Consolas"/>
-          <w:color w:val="333333"/>
-          <w:sz w:val="15"/>
-          <w:szCs w:val="15"/>
-        </w:rPr>
-        <w:t xml:space="preserve">import java.util.*;</w:t>
-      </w:r>
-    </w:p>
-    <w:p>
-      <w:pPr>
-        <w:spacing w:after="0" w:line="250"/>
-      </w:pPr>
-      <w:r>
-        <w:rPr>
-          <w:rFonts w:ascii="Consolas" w:cs="Consolas" w:eastAsia="Consolas" w:hAnsi="Consolas"/>
-          <w:color w:val="333333"/>
-          <w:sz w:val="15"/>
-          <w:szCs w:val="15"/>
-        </w:rPr>
-        <w:t xml:space="preserve">public class TreeNode {</w:t>
-      </w:r>
-    </w:p>
-    <w:p>
-      <w:pPr>
-        <w:spacing w:after="0" w:line="250"/>
-      </w:pPr>
-      <w:r>
-        <w:rPr>
-          <w:rFonts w:ascii="Consolas" w:cs="Consolas" w:eastAsia="Consolas" w:hAnsi="Consolas"/>
-          <w:color w:val="333333"/>
-          <w:sz w:val="15"/>
-          <w:szCs w:val="15"/>
-        </w:rPr>
-        <w:t xml:space="preserve">    int val; TreeNode left, right;</w:t>
-      </w:r>
-    </w:p>
-    <w:p>
-      <w:pPr>
-        <w:spacing w:after="0" w:line="250"/>
-      </w:pPr>
-      <w:r>
-        <w:rPr>
-          <w:rFonts w:ascii="Consolas" w:cs="Consolas" w:eastAsia="Consolas" w:hAnsi="Consolas"/>
-          <w:color w:val="333333"/>
-          <w:sz w:val="15"/>
-          <w:szCs w:val="15"/>
-        </w:rPr>
-        <w:t xml:space="preserve">    TreeNode() {} TreeNode(int v) { val = v; }</w:t>
-      </w:r>
-    </w:p>
-    <w:p>
-      <w:pPr>
-        <w:spacing w:after="0" w:line="250"/>
-      </w:pPr>
-      <w:r>
-        <w:rPr>
-          <w:rFonts w:ascii="Consolas" w:cs="Consolas" w:eastAsia="Consolas" w:hAnsi="Consolas"/>
-          <w:color w:val="333333"/>
-          <w:sz w:val="15"/>
-          <w:szCs w:val="15"/>
-        </w:rPr>
-        <w:t xml:space="preserve">    TreeNode(int v, TreeNode l, TreeNode r) { val = v; left = l; right = r; }</w:t>
-      </w:r>
-    </w:p>
-    <w:p>
-      <w:pPr>
-        <w:spacing w:after="0" w:line="250"/>
-      </w:pPr>
-      <w:r>
-        <w:rPr>
-          <w:rFonts w:ascii="Consolas" w:cs="Consolas" w:eastAsia="Consolas" w:hAnsi="Consolas"/>
-          <w:color w:val="333333"/>
-          <w:sz w:val="15"/>
-          <w:szCs w:val="15"/>
-        </w:rPr>
-        <w:t xml:space="preserve">}</w:t>
-      </w:r>
-    </w:p>
-    <w:p>
-      <w:pPr>
-        <w:spacing w:after="0" w:line="250"/>
-      </w:pPr>
-      <w:r>
-        <w:rPr>
-          <w:rFonts w:ascii="Consolas" w:cs="Consolas" w:eastAsia="Consolas" w:hAnsi="Consolas"/>
-          <w:color w:val="333333"/>
-          <w:sz w:val="15"/>
-          <w:szCs w:val="15"/>
-        </w:rPr>
-        <w:t xml:space="preserve">public class Solution {</w:t>
-      </w:r>
-    </w:p>
-    <w:p>
-      <w:pPr>
-        <w:spacing w:after="0" w:line="250"/>
-      </w:pPr>
-      <w:r>
-        <w:rPr>
-          <w:rFonts w:ascii="Consolas" w:cs="Consolas" w:eastAsia="Consolas" w:hAnsi="Consolas"/>
-          <w:color w:val="333333"/>
-          <w:sz w:val="15"/>
-          <w:szCs w:val="15"/>
-        </w:rPr>
-        <w:t xml:space="preserve">    public List&lt;List&lt;Integer&gt;&gt; findMinMax(TreeNode root, int[] queries) {</w:t>
-      </w:r>
-    </w:p>
-    <w:p>
-      <w:pPr>
-        <w:spacing w:after="0" w:line="250"/>
-      </w:pPr>
-      <w:r>
-        <w:rPr>
-          <w:rFonts w:ascii="Consolas" w:cs="Consolas" w:eastAsia="Consolas" w:hAnsi="Consolas"/>
-          <w:color w:val="333333"/>
-          <w:sz w:val="15"/>
-          <w:szCs w:val="15"/>
-        </w:rPr>
-        <w:t xml:space="preserve">        if (root == null) return new ArrayList&lt;&gt;();</w:t>
-      </w:r>
-    </w:p>
-    <w:p>
-      <w:pPr>
-        <w:spacing w:after="0" w:line="250"/>
-      </w:pPr>
-      <w:r>
-        <w:rPr>
-          <w:rFonts w:ascii="Consolas" w:cs="Consolas" w:eastAsia="Consolas" w:hAnsi="Consolas"/>
-          <w:color w:val="333333"/>
-          <w:sz w:val="15"/>
-          <w:szCs w:val="15"/>
-        </w:rPr>
-        <w:t xml:space="preserve">        List&lt;List&lt;Integer&gt;&gt; ans = new ArrayList&lt;&gt;();</w:t>
-      </w:r>
-    </w:p>
-    <w:p>
-      <w:pPr>
-        <w:spacing w:after="0" w:line="250"/>
-      </w:pPr>
-      <w:r>
-        <w:rPr>
-          <w:rFonts w:ascii="Consolas" w:cs="Consolas" w:eastAsia="Consolas" w:hAnsi="Consolas"/>
-          <w:color w:val="333333"/>
-          <w:sz w:val="15"/>
-          <w:szCs w:val="15"/>
-        </w:rPr>
-        <w:t xml:space="preserve">        for (int q : queries) {</w:t>
-      </w:r>
-    </w:p>
-    <w:p>
-      <w:pPr>
-        <w:spacing w:after="0" w:line="250"/>
-      </w:pPr>
-      <w:r>
-        <w:rPr>
-          <w:rFonts w:ascii="Consolas" w:cs="Consolas" w:eastAsia="Consolas" w:hAnsi="Consolas"/>
-          <w:color w:val="333333"/>
-          <w:sz w:val="15"/>
-          <w:szCs w:val="15"/>
-        </w:rPr>
-        <w:t xml:space="preserve">            TreeNode n = root;</w:t>
-      </w:r>
-    </w:p>
-    <w:p>
-      <w:pPr>
-        <w:spacing w:after="0" w:line="250"/>
-      </w:pPr>
-      <w:r>
-        <w:rPr>
-          <w:rFonts w:ascii="Consolas" w:cs="Consolas" w:eastAsia="Consolas" w:hAnsi="Consolas"/>
-          <w:color w:val="333333"/>
-          <w:sz w:val="15"/>
-          <w:szCs w:val="15"/>
-        </w:rPr>
-        <w:t xml:space="preserve">            List&lt;Integer&gt; cur = Arrays.asList(-1, -1);</w:t>
-      </w:r>
-    </w:p>
-    <w:p>
-      <w:pPr>
-        <w:spacing w:after="0" w:line="250"/>
-      </w:pPr>
-      <w:r>
-        <w:rPr>
-          <w:rFonts w:ascii="Consolas" w:cs="Consolas" w:eastAsia="Consolas" w:hAnsi="Consolas"/>
-          <w:color w:val="333333"/>
-          <w:sz w:val="15"/>
-          <w:szCs w:val="15"/>
-        </w:rPr>
-        <w:t xml:space="preserve">            while (n != null) {</w:t>
-      </w:r>
-    </w:p>
-    <w:p>
-      <w:pPr>
-        <w:spacing w:after="0" w:line="250"/>
-      </w:pPr>
-      <w:r>
-        <w:rPr>
-          <w:rFonts w:ascii="Consolas" w:cs="Consolas" w:eastAsia="Consolas" w:hAnsi="Consolas"/>
-          <w:color w:val="333333"/>
-          <w:sz w:val="15"/>
-          <w:szCs w:val="15"/>
-        </w:rPr>
-        <w:t xml:space="preserve">                if (n.val &lt; q) { cur.set(0, n.val); n = n.right; }</w:t>
-      </w:r>
-    </w:p>
-    <w:p>
-      <w:pPr>
-        <w:spacing w:after="0" w:line="250"/>
-      </w:pPr>
-      <w:r>
-        <w:rPr>
-          <w:rFonts w:ascii="Consolas" w:cs="Consolas" w:eastAsia="Consolas" w:hAnsi="Consolas"/>
-          <w:color w:val="333333"/>
-          <w:sz w:val="15"/>
-          <w:szCs w:val="15"/>
-        </w:rPr>
-        <w:t xml:space="preserve">                else { cur.set(1, n.val); if (n.val == q) { cur.set(0, q); break; } n = n.left; }</w:t>
-      </w:r>
-    </w:p>
-    <w:p>
-      <w:pPr>
-        <w:spacing w:after="0" w:line="250"/>
-      </w:pPr>
-      <w:r>
-        <w:rPr>
-          <w:rFonts w:ascii="Consolas" w:cs="Consolas" w:eastAsia="Consolas" w:hAnsi="Consolas"/>
-          <w:color w:val="333333"/>
-          <w:sz w:val="15"/>
-          <w:szCs w:val="15"/>
+      <w:r>
+        <w:rPr>
+          <w:rFonts w:ascii="Consolas" w:hAnsi="Consolas"/>
+          <w:sz w:val="15"/>
+        </w:rPr>
+        <w:t>import java.util.*;</w:t>
+      </w:r>
+    </w:p>
+    <w:p>
+      <w:r>
+        <w:rPr>
+          <w:rFonts w:ascii="Consolas" w:hAnsi="Consolas"/>
+          <w:sz w:val="15"/>
+        </w:rPr>
+        <w:t xml:space="preserve"> </w:t>
+      </w:r>
+    </w:p>
+    <w:p>
+      <w:r>
+        <w:rPr>
+          <w:rFonts w:ascii="Consolas" w:hAnsi="Consolas"/>
+          <w:sz w:val="15"/>
+        </w:rPr>
+        <w:t>public class Solution {</w:t>
+      </w:r>
+    </w:p>
+    <w:p>
+      <w:r>
+        <w:rPr>
+          <w:rFonts w:ascii="Consolas" w:hAnsi="Consolas"/>
+          <w:sz w:val="15"/>
+        </w:rPr>
+        <w:t xml:space="preserve">    public String splitLoopedString(String[] strs) {</w:t>
+      </w:r>
+    </w:p>
+    <w:p>
+      <w:r>
+        <w:rPr>
+          <w:rFonts w:ascii="Consolas" w:hAnsi="Consolas"/>
+          <w:sz w:val="15"/>
+        </w:rPr>
+        <w:t xml:space="preserve">        String ans = "", cur = "";</w:t>
+      </w:r>
+    </w:p>
+    <w:p>
+      <w:r>
+        <w:rPr>
+          <w:rFonts w:ascii="Consolas" w:hAnsi="Consolas"/>
+          <w:sz w:val="15"/>
+        </w:rPr>
+        <w:t xml:space="preserve">        for (String s : strs) {</w:t>
+      </w:r>
+    </w:p>
+    <w:p>
+      <w:r>
+        <w:rPr>
+          <w:rFonts w:ascii="Consolas" w:hAnsi="Consolas"/>
+          <w:sz w:val="15"/>
+        </w:rPr>
+        <w:t xml:space="preserve">            String rev = new StringBuilder(s).reverse().toString();</w:t>
+      </w:r>
+    </w:p>
+    <w:p>
+      <w:r>
+        <w:rPr>
+          <w:rFonts w:ascii="Consolas" w:hAnsi="Consolas"/>
+          <w:sz w:val="15"/>
+        </w:rPr>
+        <w:t xml:space="preserve">            cur += (s.compareTo(rev) &gt; 0) ? s : rev;</w:t>
+      </w:r>
+    </w:p>
+    <w:p>
+      <w:r>
+        <w:rPr>
+          <w:rFonts w:ascii="Consolas" w:hAnsi="Consolas"/>
+          <w:sz w:val="15"/>
+        </w:rPr>
+        <w:t xml:space="preserve">        }</w:t>
+      </w:r>
+    </w:p>
+    <w:p>
+      <w:r>
+        <w:rPr>
+          <w:rFonts w:ascii="Consolas" w:hAnsi="Consolas"/>
+          <w:sz w:val="15"/>
+        </w:rPr>
+        <w:t xml:space="preserve"> </w:t>
+      </w:r>
+    </w:p>
+    <w:p>
+      <w:r>
+        <w:rPr>
+          <w:rFonts w:ascii="Consolas" w:hAnsi="Consolas"/>
+          <w:sz w:val="15"/>
+        </w:rPr>
+        <w:t xml:space="preserve">        for (int i = 0, k = 0; i &lt; strs.length; i++) {</w:t>
+      </w:r>
+    </w:p>
+    <w:p>
+      <w:r>
+        <w:rPr>
+          <w:rFonts w:ascii="Consolas" w:hAnsi="Consolas"/>
+          <w:sz w:val="15"/>
+        </w:rPr>
+        <w:t xml:space="preserve">            String rev = new StringBuilder(strs[i]).reverse().toString();</w:t>
+      </w:r>
+    </w:p>
+    <w:p>
+      <w:r>
+        <w:rPr>
+          <w:rFonts w:ascii="Consolas" w:hAnsi="Consolas"/>
+          <w:sz w:val="15"/>
+        </w:rPr>
+        <w:t xml:space="preserve">            for (String xstr : Arrays.asList(strs[i], rev)) {</w:t>
+      </w:r>
+    </w:p>
+    <w:p>
+      <w:r>
+        <w:rPr>
+          <w:rFonts w:ascii="Consolas" w:hAnsi="Consolas"/>
+          <w:sz w:val="15"/>
+        </w:rPr>
+        <w:t xml:space="preserve">                for (int j = 0; j &lt; xstr.length(); j++) {</w:t>
+      </w:r>
+    </w:p>
+    <w:p>
+      <w:r>
+        <w:rPr>
+          <w:rFonts w:ascii="Consolas" w:hAnsi="Consolas"/>
+          <w:sz w:val="15"/>
+        </w:rPr>
+        <w:t xml:space="preserve">                    String t = xstr.substring(j) + cur.substring(k + xstr.length()) + cur.substring(0, k) + xstr.substring(0, j);</w:t>
+      </w:r>
+    </w:p>
+    <w:p>
+      <w:r>
+        <w:rPr>
+          <w:rFonts w:ascii="Consolas" w:hAnsi="Consolas"/>
+          <w:sz w:val="15"/>
+        </w:rPr>
+        <w:t xml:space="preserve">                    ans = ans.compareTo(t) &gt; 0 ? ans : t;</w:t>
+      </w:r>
+    </w:p>
+    <w:p>
+      <w:r>
+        <w:rPr>
+          <w:rFonts w:ascii="Consolas" w:hAnsi="Consolas"/>
+          <w:sz w:val="15"/>
+        </w:rPr>
+        <w:t xml:space="preserve">                }</w:t>
+      </w:r>
+    </w:p>
+    <w:p>
+      <w:r>
+        <w:rPr>
+          <w:rFonts w:ascii="Consolas" w:hAnsi="Consolas"/>
+          <w:sz w:val="15"/>
         </w:rPr>
         <w:t xml:space="preserve">            }</w:t>
       </w:r>
     </w:p>
     <w:p>
-      <w:pPr>
-        <w:spacing w:after="0" w:line="250"/>
-      </w:pPr>
-      <w:r>
-        <w:rPr>
-          <w:rFonts w:ascii="Consolas" w:cs="Consolas" w:eastAsia="Consolas" w:hAnsi="Consolas"/>
-          <w:color w:val="333333"/>
-          <w:sz w:val="15"/>
-          <w:szCs w:val="15"/>
-        </w:rPr>
-        <w:t xml:space="preserve">            ans.add(cur);</w:t>
-      </w:r>
-    </w:p>
-    <w:p>
-      <w:pPr>
-        <w:spacing w:after="0" w:line="250"/>
-      </w:pPr>
-      <w:r>
-        <w:rPr>
-          <w:rFonts w:ascii="Consolas" w:cs="Consolas" w:eastAsia="Consolas" w:hAnsi="Consolas"/>
-          <w:color w:val="333333"/>
-          <w:sz w:val="15"/>
-          <w:szCs w:val="15"/>
+      <w:r>
+        <w:rPr>
+          <w:rFonts w:ascii="Consolas" w:hAnsi="Consolas"/>
+          <w:sz w:val="15"/>
+        </w:rPr>
+        <w:t xml:space="preserve">            k += strs[i].length();</w:t>
+      </w:r>
+    </w:p>
+    <w:p>
+      <w:r>
+        <w:rPr>
+          <w:rFonts w:ascii="Consolas" w:hAnsi="Consolas"/>
+          <w:sz w:val="15"/>
         </w:rPr>
         <w:t xml:space="preserve">        }</w:t>
       </w:r>
     </w:p>
     <w:p>
-      <w:pPr>
-        <w:spacing w:after="0" w:line="250"/>
-      </w:pPr>
-      <w:r>
-        <w:rPr>
-          <w:rFonts w:ascii="Consolas" w:cs="Consolas" w:eastAsia="Consolas" w:hAnsi="Consolas"/>
-          <w:color w:val="333333"/>
-          <w:sz w:val="15"/>
-          <w:szCs w:val="15"/>
+      <w:r>
+        <w:rPr>
+          <w:rFonts w:ascii="Consolas" w:hAnsi="Consolas"/>
+          <w:sz w:val="15"/>
         </w:rPr>
         <w:t xml:space="preserve">        return ans;</w:t>
       </w:r>
     </w:p>
     <w:p>
-      <w:pPr>
-        <w:spacing w:after="0" w:line="250"/>
-      </w:pPr>
-      <w:r>
-        <w:rPr>
-          <w:rFonts w:ascii="Consolas" w:cs="Consolas" w:eastAsia="Consolas" w:hAnsi="Consolas"/>
-          <w:color w:val="333333"/>
-          <w:sz w:val="15"/>
-          <w:szCs w:val="15"/>
+      <w:r>
+        <w:rPr>
+          <w:rFonts w:ascii="Consolas" w:hAnsi="Consolas"/>
+          <w:sz w:val="15"/>
         </w:rPr>
         <w:t xml:space="preserve">    }</w:t>
       </w:r>
     </w:p>
     <w:p>
-      <w:pPr>
-        <w:spacing w:after="0" w:line="250"/>
-      </w:pPr>
-      <w:r>
-        <w:rPr>
-          <w:rFonts w:ascii="Consolas" w:cs="Consolas" w:eastAsia="Consolas" w:hAnsi="Consolas"/>
-          <w:color w:val="333333"/>
-          <w:sz w:val="15"/>
-          <w:szCs w:val="15"/>
-        </w:rPr>
-        <w:t xml:space="preserve">}</w:t>
+      <w:r>
+        <w:rPr>
+          <w:rFonts w:ascii="Consolas" w:hAnsi="Consolas"/>
+          <w:sz w:val="15"/>
+        </w:rPr>
+        <w:t>}</w:t>
       </w:r>
     </w:p>
     <w:p>
@@ -4043,7 +3942,7 @@
           <w:sz w:val="26"/>
           <w:szCs w:val="26"/>
         </w:rPr>
-        <w:t xml:space="preserve">#125 — CONSOLIDATE_CONDITIONAL</w:t>
+        <w:t>#2155 — CONSOLIDATE_CONDITIONAL</w:t>
       </w:r>
     </w:p>
     <w:p>
@@ -4062,7 +3961,7 @@
           <w:sz w:val="21"/>
           <w:szCs w:val="21"/>
         </w:rPr>
-        <w:t xml:space="preserve">Consolidate the 5 separate loops in the findLadders method into a single pass. The current approach iterates over the same data structure multiple times. Merge the loop bodies to eliminate duplicate iteration and improve performance.</w:t>
+        <w:t>Consolidate the 3 separate loops in the minDays method into a single pass. The current approach iterates over the same data structure multiple times. Merge the loop bodies to eliminate duplicate iteration and improve performance.</w:t>
       </w:r>
     </w:p>
     <w:p>
@@ -4082,507 +3981,255 @@
       </w:r>
     </w:p>
     <w:p>
-      <w:pPr>
-        <w:spacing w:after="0" w:line="250"/>
-      </w:pPr>
-      <w:r>
-        <w:rPr>
-          <w:rFonts w:ascii="Consolas" w:cs="Consolas" w:eastAsia="Consolas" w:hAnsi="Consolas"/>
-          <w:color w:val="333333"/>
-          <w:sz w:val="15"/>
-          <w:szCs w:val="15"/>
-        </w:rPr>
-        <w:t xml:space="preserve">import java.util.*;</w:t>
-      </w:r>
-    </w:p>
-    <w:p>
-      <w:pPr>
-        <w:spacing w:after="0" w:line="250"/>
-      </w:pPr>
-      <w:r>
-        <w:rPr>
-          <w:rFonts w:ascii="Consolas" w:cs="Consolas" w:eastAsia="Consolas" w:hAnsi="Consolas"/>
-          <w:color w:val="333333"/>
-          <w:sz w:val="15"/>
-          <w:szCs w:val="15"/>
-        </w:rPr>
-        <w:t xml:space="preserve">public class Solution {</w:t>
-      </w:r>
-    </w:p>
-    <w:p>
-      <w:pPr>
-        <w:spacing w:after="0" w:line="250"/>
-      </w:pPr>
-      <w:r>
-        <w:rPr>
-          <w:rFonts w:ascii="Consolas" w:cs="Consolas" w:eastAsia="Consolas" w:hAnsi="Consolas"/>
-          <w:color w:val="333333"/>
-          <w:sz w:val="15"/>
-          <w:szCs w:val="15"/>
-        </w:rPr>
-        <w:t xml:space="preserve">    public List&lt;List&lt;String&gt;&gt; findLadders(String beginWord, String endWord, List&lt;String&gt; wordList) {</w:t>
-      </w:r>
-    </w:p>
-    <w:p>
-      <w:pPr>
-        <w:spacing w:after="0" w:line="250"/>
-      </w:pPr>
-      <w:r>
-        <w:rPr>
-          <w:rFonts w:ascii="Consolas" w:cs="Consolas" w:eastAsia="Consolas" w:hAnsi="Consolas"/>
-          <w:color w:val="333333"/>
-          <w:sz w:val="15"/>
-          <w:szCs w:val="15"/>
-        </w:rPr>
-        <w:t xml:space="preserve">        Set&lt;String&gt; dict = new HashSet&lt;&gt;(wordList);</w:t>
-      </w:r>
-    </w:p>
-    <w:p>
-      <w:pPr>
-        <w:spacing w:after="0" w:line="250"/>
-      </w:pPr>
-      <w:r>
-        <w:rPr>
-          <w:rFonts w:ascii="Consolas" w:cs="Consolas" w:eastAsia="Consolas" w:hAnsi="Consolas"/>
-          <w:color w:val="333333"/>
-          <w:sz w:val="15"/>
-          <w:szCs w:val="15"/>
-        </w:rPr>
-        <w:t xml:space="preserve">        if (!dict.contains(endWord)) return Collections.emptyList();</w:t>
-      </w:r>
-    </w:p>
-    <w:p>
-      <w:pPr>
-        <w:spacing w:after="0" w:line="250"/>
-      </w:pPr>
-      <w:r>
-        <w:rPr>
-          <w:rFonts w:ascii="Consolas" w:cs="Consolas" w:eastAsia="Consolas" w:hAnsi="Consolas"/>
-          <w:color w:val="333333"/>
-          <w:sz w:val="15"/>
-          <w:szCs w:val="15"/>
-        </w:rPr>
-        <w:t xml:space="preserve">        Map&lt;String, List&lt;String&gt;&gt; adjacent = new HashMap&lt;&gt;();</w:t>
-      </w:r>
-    </w:p>
-    <w:p>
-      <w:pPr>
-        <w:spacing w:after="0" w:line="250"/>
-      </w:pPr>
-      <w:r>
-        <w:rPr>
-          <w:rFonts w:ascii="Consolas" w:cs="Consolas" w:eastAsia="Consolas" w:hAnsi="Consolas"/>
-          <w:color w:val="333333"/>
-          <w:sz w:val="15"/>
-          <w:szCs w:val="15"/>
-        </w:rPr>
-        <w:t xml:space="preserve">        Map&lt;String, Integer&gt; distance = new HashMap&lt;&gt;();</w:t>
-      </w:r>
-    </w:p>
-    <w:p>
-      <w:pPr>
-        <w:spacing w:after="0" w:line="250"/>
-      </w:pPr>
-      <w:r>
-        <w:rPr>
-          <w:rFonts w:ascii="Consolas" w:cs="Consolas" w:eastAsia="Consolas" w:hAnsi="Consolas"/>
-          <w:color w:val="333333"/>
-          <w:sz w:val="15"/>
-          <w:szCs w:val="15"/>
-        </w:rPr>
-        <w:t xml:space="preserve">        Queue&lt;String&gt; queue = new LinkedList&lt;&gt;();</w:t>
-      </w:r>
-    </w:p>
-    <w:p>
-      <w:pPr>
-        <w:spacing w:after="0" w:line="250"/>
-      </w:pPr>
-      <w:r>
-        <w:rPr>
-          <w:rFonts w:ascii="Consolas" w:cs="Consolas" w:eastAsia="Consolas" w:hAnsi="Consolas"/>
-          <w:color w:val="333333"/>
-          <w:sz w:val="15"/>
-          <w:szCs w:val="15"/>
-        </w:rPr>
-        <w:t xml:space="preserve">        queue.offer(beginWord); distance.put(beginWord, 0);</w:t>
-      </w:r>
-    </w:p>
-    <w:p>
-      <w:pPr>
-        <w:spacing w:after="0" w:line="250"/>
-      </w:pPr>
-      <w:r>
-        <w:rPr>
-          <w:rFonts w:ascii="Consolas" w:cs="Consolas" w:eastAsia="Consolas" w:hAnsi="Consolas"/>
-          <w:color w:val="333333"/>
-          <w:sz w:val="15"/>
-          <w:szCs w:val="15"/>
-        </w:rPr>
-        <w:t xml:space="preserve">        while (!queue.isEmpty()) {</w:t>
-      </w:r>
-    </w:p>
-    <w:p>
-      <w:pPr>
-        <w:spacing w:after="0" w:line="250"/>
-      </w:pPr>
-      <w:r>
-        <w:rPr>
-          <w:rFonts w:ascii="Consolas" w:cs="Consolas" w:eastAsia="Consolas" w:hAnsi="Consolas"/>
-          <w:color w:val="333333"/>
-          <w:sz w:val="15"/>
-          <w:szCs w:val="15"/>
-        </w:rPr>
-        <w:t xml:space="preserve">            String current = queue.poll();</w:t>
-      </w:r>
-    </w:p>
-    <w:p>
-      <w:pPr>
-        <w:spacing w:after="0" w:line="250"/>
-      </w:pPr>
-      <w:r>
-        <w:rPr>
-          <w:rFonts w:ascii="Consolas" w:cs="Consolas" w:eastAsia="Consolas" w:hAnsi="Consolas"/>
-          <w:color w:val="333333"/>
-          <w:sz w:val="15"/>
-          <w:szCs w:val="15"/>
-        </w:rPr>
-        <w:t xml:space="preserve">            if (current.equals(endWord)) break;</w:t>
-      </w:r>
-    </w:p>
-    <w:p>
-      <w:pPr>
-        <w:spacing w:after="0" w:line="250"/>
-      </w:pPr>
-      <w:r>
-        <w:rPr>
-          <w:rFonts w:ascii="Consolas" w:cs="Consolas" w:eastAsia="Consolas" w:hAnsi="Consolas"/>
-          <w:color w:val="333333"/>
-          <w:sz w:val="15"/>
-          <w:szCs w:val="15"/>
-        </w:rPr>
-        <w:t xml:space="preserve">            for (String neighbor : neighbors(current)) {</w:t>
-      </w:r>
-    </w:p>
-    <w:p>
-      <w:pPr>
-        <w:spacing w:after="0" w:line="250"/>
-      </w:pPr>
-      <w:r>
-        <w:rPr>
-          <w:rFonts w:ascii="Consolas" w:cs="Consolas" w:eastAsia="Consolas" w:hAnsi="Consolas"/>
-          <w:color w:val="333333"/>
-          <w:sz w:val="15"/>
-          <w:szCs w:val="15"/>
-        </w:rPr>
-        <w:t xml:space="preserve">                if (!dict.contains(neighbor)) continue;</w:t>
-      </w:r>
-    </w:p>
-    <w:p>
-      <w:pPr>
-        <w:spacing w:after="0" w:line="250"/>
-      </w:pPr>
-      <w:r>
-        <w:rPr>
-          <w:rFonts w:ascii="Consolas" w:cs="Consolas" w:eastAsia="Consolas" w:hAnsi="Consolas"/>
-          <w:color w:val="333333"/>
-          <w:sz w:val="15"/>
-          <w:szCs w:val="15"/>
-        </w:rPr>
-        <w:t xml:space="preserve">                if (!distance.containsKey(neighbor)) {</w:t>
-      </w:r>
-    </w:p>
-    <w:p>
-      <w:pPr>
-        <w:spacing w:after="0" w:line="250"/>
-      </w:pPr>
-      <w:r>
-        <w:rPr>
-          <w:rFonts w:ascii="Consolas" w:cs="Consolas" w:eastAsia="Consolas" w:hAnsi="Consolas"/>
-          <w:color w:val="333333"/>
-          <w:sz w:val="15"/>
-          <w:szCs w:val="15"/>
-        </w:rPr>
-        <w:t xml:space="preserve">                    distance.put(neighbor, distance.get(current) + 1); queue.offer(neighbor);</w:t>
-      </w:r>
-    </w:p>
-    <w:p>
-      <w:pPr>
-        <w:spacing w:after="0" w:line="250"/>
-      </w:pPr>
-      <w:r>
-        <w:rPr>
-          <w:rFonts w:ascii="Consolas" w:cs="Consolas" w:eastAsia="Consolas" w:hAnsi="Consolas"/>
-          <w:color w:val="333333"/>
-          <w:sz w:val="15"/>
-          <w:szCs w:val="15"/>
+      <w:r>
+        <w:rPr>
+          <w:rFonts w:ascii="Consolas" w:hAnsi="Consolas"/>
+          <w:sz w:val="15"/>
+        </w:rPr>
+        <w:t>public class Solution {</w:t>
+      </w:r>
+    </w:p>
+    <w:p>
+      <w:r>
+        <w:rPr>
+          <w:rFonts w:ascii="Consolas" w:hAnsi="Consolas"/>
+          <w:sz w:val="15"/>
+        </w:rPr>
+        <w:t xml:space="preserve">    public int minDays(int[] power) {</w:t>
+      </w:r>
+    </w:p>
+    <w:p>
+      <w:r>
+        <w:rPr>
+          <w:rFonts w:ascii="Consolas" w:hAnsi="Consolas"/>
+          <w:sz w:val="15"/>
+        </w:rPr>
+        <w:t xml:space="preserve">        int n = power.length;</w:t>
+      </w:r>
+    </w:p>
+    <w:p>
+      <w:r>
+        <w:rPr>
+          <w:rFonts w:ascii="Consolas" w:hAnsi="Consolas"/>
+          <w:sz w:val="15"/>
+        </w:rPr>
+        <w:t xml:space="preserve">        int ans = (int)1e9;</w:t>
+      </w:r>
+    </w:p>
+    <w:p>
+      <w:r>
+        <w:rPr>
+          <w:rFonts w:ascii="Consolas" w:hAnsi="Consolas"/>
+          <w:sz w:val="15"/>
+        </w:rPr>
+        <w:t xml:space="preserve">        int[] dp = new int[1 &lt;&lt; n];</w:t>
+      </w:r>
+    </w:p>
+    <w:p>
+      <w:r>
+        <w:rPr>
+          <w:rFonts w:ascii="Consolas" w:hAnsi="Consolas"/>
+          <w:sz w:val="15"/>
+        </w:rPr>
+        <w:t xml:space="preserve">        Arrays.fill(dp, (int)1e9);</w:t>
+      </w:r>
+    </w:p>
+    <w:p>
+      <w:r>
+        <w:rPr>
+          <w:rFonts w:ascii="Consolas" w:hAnsi="Consolas"/>
+          <w:sz w:val="15"/>
+        </w:rPr>
+        <w:t xml:space="preserve">    </w:t>
+      </w:r>
+    </w:p>
+    <w:p>
+      <w:r>
+        <w:rPr>
+          <w:rFonts w:ascii="Consolas" w:hAnsi="Consolas"/>
+          <w:sz w:val="15"/>
+        </w:rPr>
+        <w:t xml:space="preserve">        dp[0] = 0;</w:t>
+      </w:r>
+    </w:p>
+    <w:p>
+      <w:r>
+        <w:rPr>
+          <w:rFonts w:ascii="Consolas" w:hAnsi="Consolas"/>
+          <w:sz w:val="15"/>
+        </w:rPr>
+        <w:t xml:space="preserve">        int[] sortedPower = Arrays.copyOf(power, n);</w:t>
+      </w:r>
+    </w:p>
+    <w:p>
+      <w:r>
+        <w:rPr>
+          <w:rFonts w:ascii="Consolas" w:hAnsi="Consolas"/>
+          <w:sz w:val="15"/>
+        </w:rPr>
+        <w:t xml:space="preserve">        Arrays.sort(sortedPower);</w:t>
+      </w:r>
+    </w:p>
+    <w:p>
+      <w:r>
+        <w:rPr>
+          <w:rFonts w:ascii="Consolas" w:hAnsi="Consolas"/>
+          <w:sz w:val="15"/>
+        </w:rPr>
+        <w:t xml:space="preserve">    </w:t>
+      </w:r>
+    </w:p>
+    <w:p>
+      <w:r>
+        <w:rPr>
+          <w:rFonts w:ascii="Consolas" w:hAnsi="Consolas"/>
+          <w:sz w:val="15"/>
+        </w:rPr>
+        <w:t xml:space="preserve">        for (int i = 0; i &lt; (1 &lt;&lt; n); ++i) {</w:t>
+      </w:r>
+    </w:p>
+    <w:p>
+      <w:r>
+        <w:rPr>
+          <w:rFonts w:ascii="Consolas" w:hAnsi="Consolas"/>
+          <w:sz w:val="15"/>
+        </w:rPr>
+        <w:t xml:space="preserve">            int powerSum = 0;</w:t>
+      </w:r>
+    </w:p>
+    <w:p>
+      <w:r>
+        <w:rPr>
+          <w:rFonts w:ascii="Consolas" w:hAnsi="Consolas"/>
+          <w:sz w:val="15"/>
+        </w:rPr>
+        <w:t xml:space="preserve">            for (int j = 0; j &lt; n; ++j) {</w:t>
+      </w:r>
+    </w:p>
+    <w:p>
+      <w:r>
+        <w:rPr>
+          <w:rFonts w:ascii="Consolas" w:hAnsi="Consolas"/>
+          <w:sz w:val="15"/>
+        </w:rPr>
+        <w:t xml:space="preserve">                if ((i &amp; (1 &lt;&lt; j)) != 0) {</w:t>
+      </w:r>
+    </w:p>
+    <w:p>
+      <w:r>
+        <w:rPr>
+          <w:rFonts w:ascii="Consolas" w:hAnsi="Consolas"/>
+          <w:sz w:val="15"/>
+        </w:rPr>
+        <w:t xml:space="preserve">                    powerSum += sortedPower[j];</w:t>
+      </w:r>
+    </w:p>
+    <w:p>
+      <w:r>
+        <w:rPr>
+          <w:rFonts w:ascii="Consolas" w:hAnsi="Consolas"/>
+          <w:sz w:val="15"/>
         </w:rPr>
         <w:t xml:space="preserve">                }</w:t>
       </w:r>
     </w:p>
     <w:p>
-      <w:pPr>
-        <w:spacing w:after="0" w:line="250"/>
-      </w:pPr>
-      <w:r>
-        <w:rPr>
-          <w:rFonts w:ascii="Consolas" w:cs="Consolas" w:eastAsia="Consolas" w:hAnsi="Consolas"/>
-          <w:color w:val="333333"/>
-          <w:sz w:val="15"/>
-          <w:szCs w:val="15"/>
-        </w:rPr>
-        <w:t xml:space="preserve">                if (distance.get(neighbor).equals(distance.get(current) + 1))</w:t>
-      </w:r>
-    </w:p>
-    <w:p>
-      <w:pPr>
-        <w:spacing w:after="0" w:line="250"/>
-      </w:pPr>
-      <w:r>
-        <w:rPr>
-          <w:rFonts w:ascii="Consolas" w:cs="Consolas" w:eastAsia="Consolas" w:hAnsi="Consolas"/>
-          <w:color w:val="333333"/>
-          <w:sz w:val="15"/>
-          <w:szCs w:val="15"/>
-        </w:rPr>
-        <w:t xml:space="preserve">                    adjacent.computeIfAbsent(current, k -&gt; new ArrayList&lt;&gt;()).add(neighbor);</w:t>
-      </w:r>
-    </w:p>
-    <w:p>
-      <w:pPr>
-        <w:spacing w:after="0" w:line="250"/>
-      </w:pPr>
-      <w:r>
-        <w:rPr>
-          <w:rFonts w:ascii="Consolas" w:cs="Consolas" w:eastAsia="Consolas" w:hAnsi="Consolas"/>
-          <w:color w:val="333333"/>
-          <w:sz w:val="15"/>
-          <w:szCs w:val="15"/>
+      <w:r>
+        <w:rPr>
+          <w:rFonts w:ascii="Consolas" w:hAnsi="Consolas"/>
+          <w:sz w:val="15"/>
         </w:rPr>
         <w:t xml:space="preserve">            }</w:t>
       </w:r>
     </w:p>
     <w:p>
-      <w:pPr>
-        <w:spacing w:after="0" w:line="250"/>
-      </w:pPr>
-      <w:r>
-        <w:rPr>
-          <w:rFonts w:ascii="Consolas" w:cs="Consolas" w:eastAsia="Consolas" w:hAnsi="Consolas"/>
-          <w:color w:val="333333"/>
-          <w:sz w:val="15"/>
-          <w:szCs w:val="15"/>
+      <w:r>
+        <w:rPr>
+          <w:rFonts w:ascii="Consolas" w:hAnsi="Consolas"/>
+          <w:sz w:val="15"/>
+        </w:rPr>
+        <w:t xml:space="preserve">            int gain = 1 + Integer.bitCount(i);</w:t>
+      </w:r>
+    </w:p>
+    <w:p>
+      <w:r>
+        <w:rPr>
+          <w:rFonts w:ascii="Consolas" w:hAnsi="Consolas"/>
+          <w:sz w:val="15"/>
+        </w:rPr>
+        <w:t xml:space="preserve">            for (int j = 0; j &lt; n; ++j) {</w:t>
+      </w:r>
+    </w:p>
+    <w:p>
+      <w:r>
+        <w:rPr>
+          <w:rFonts w:ascii="Consolas" w:hAnsi="Consolas"/>
+          <w:sz w:val="15"/>
+        </w:rPr>
+        <w:t xml:space="preserve">                if ((i &amp; (1 &lt;&lt; j)) == 0 &amp;&amp; gain &gt; sortedPower[j]) {</w:t>
+      </w:r>
+    </w:p>
+    <w:p>
+      <w:r>
+        <w:rPr>
+          <w:rFonts w:ascii="Consolas" w:hAnsi="Consolas"/>
+          <w:sz w:val="15"/>
+        </w:rPr>
+        <w:t xml:space="preserve">                    dp[i | (1 &lt;&lt; j)] = Math.min(dp[i | (1 &lt;&lt; j)], dp[i] + 1);</w:t>
+      </w:r>
+    </w:p>
+    <w:p>
+      <w:r>
+        <w:rPr>
+          <w:rFonts w:ascii="Consolas" w:hAnsi="Consolas"/>
+          <w:sz w:val="15"/>
+        </w:rPr>
+        <w:t xml:space="preserve">                }</w:t>
+      </w:r>
+    </w:p>
+    <w:p>
+      <w:r>
+        <w:rPr>
+          <w:rFonts w:ascii="Consolas" w:hAnsi="Consolas"/>
+          <w:sz w:val="15"/>
+        </w:rPr>
+        <w:t xml:space="preserve">            }</w:t>
+      </w:r>
+    </w:p>
+    <w:p>
+      <w:r>
+        <w:rPr>
+          <w:rFonts w:ascii="Consolas" w:hAnsi="Consolas"/>
+          <w:sz w:val="15"/>
         </w:rPr>
         <w:t xml:space="preserve">        }</w:t>
       </w:r>
     </w:p>
     <w:p>
-      <w:pPr>
-        <w:spacing w:after="0" w:line="250"/>
-      </w:pPr>
-      <w:r>
-        <w:rPr>
-          <w:rFonts w:ascii="Consolas" w:cs="Consolas" w:eastAsia="Consolas" w:hAnsi="Consolas"/>
-          <w:color w:val="333333"/>
-          <w:sz w:val="15"/>
-          <w:szCs w:val="15"/>
-        </w:rPr>
-        <w:t xml:space="preserve">        List&lt;List&lt;String&gt;&gt; result = new ArrayList&lt;&gt;();</w:t>
-      </w:r>
-    </w:p>
-    <w:p>
-      <w:pPr>
-        <w:spacing w:after="0" w:line="250"/>
-      </w:pPr>
-      <w:r>
-        <w:rPr>
-          <w:rFonts w:ascii="Consolas" w:cs="Consolas" w:eastAsia="Consolas" w:hAnsi="Consolas"/>
-          <w:color w:val="333333"/>
-          <w:sz w:val="15"/>
-          <w:szCs w:val="15"/>
-        </w:rPr>
-        <w:t xml:space="preserve">        List&lt;String&gt; path = new ArrayList&lt;&gt;(); path.add(beginWord);</w:t>
-      </w:r>
-    </w:p>
-    <w:p>
-      <w:pPr>
-        <w:spacing w:after="0" w:line="250"/>
-      </w:pPr>
-      <w:r>
-        <w:rPr>
-          <w:rFonts w:ascii="Consolas" w:cs="Consolas" w:eastAsia="Consolas" w:hAnsi="Consolas"/>
-          <w:color w:val="333333"/>
-          <w:sz w:val="15"/>
-          <w:szCs w:val="15"/>
-        </w:rPr>
-        <w:t xml:space="preserve">        backtrack(beginWord, endWord, path, adjacent, result);</w:t>
-      </w:r>
-    </w:p>
-    <w:p>
-      <w:pPr>
-        <w:spacing w:after="0" w:line="250"/>
-      </w:pPr>
-      <w:r>
-        <w:rPr>
-          <w:rFonts w:ascii="Consolas" w:cs="Consolas" w:eastAsia="Consolas" w:hAnsi="Consolas"/>
-          <w:color w:val="333333"/>
-          <w:sz w:val="15"/>
-          <w:szCs w:val="15"/>
-        </w:rPr>
-        <w:t xml:space="preserve">        return result;</w:t>
-      </w:r>
-    </w:p>
-    <w:p>
-      <w:pPr>
-        <w:spacing w:after="0" w:line="250"/>
-      </w:pPr>
-      <w:r>
-        <w:rPr>
-          <w:rFonts w:ascii="Consolas" w:cs="Consolas" w:eastAsia="Consolas" w:hAnsi="Consolas"/>
-          <w:color w:val="333333"/>
-          <w:sz w:val="15"/>
-          <w:szCs w:val="15"/>
+      <w:r>
+        <w:rPr>
+          <w:rFonts w:ascii="Consolas" w:hAnsi="Consolas"/>
+          <w:sz w:val="15"/>
+        </w:rPr>
+        <w:t xml:space="preserve">        return dp[(1 &lt;&lt; n) - 1];</w:t>
+      </w:r>
+    </w:p>
+    <w:p>
+      <w:r>
+        <w:rPr>
+          <w:rFonts w:ascii="Consolas" w:hAnsi="Consolas"/>
+          <w:sz w:val="15"/>
         </w:rPr>
         <w:t xml:space="preserve">    }</w:t>
       </w:r>
     </w:p>
     <w:p>
-      <w:pPr>
-        <w:spacing w:after="0" w:line="250"/>
-      </w:pPr>
-      <w:r>
-        <w:rPr>
-          <w:rFonts w:ascii="Consolas" w:cs="Consolas" w:eastAsia="Consolas" w:hAnsi="Consolas"/>
-          <w:color w:val="333333"/>
-          <w:sz w:val="15"/>
-          <w:szCs w:val="15"/>
-        </w:rPr>
-        <w:t xml:space="preserve">    private void backtrack(String cur, String end, List&lt;String&gt; path, Map&lt;String, List&lt;String&gt;&gt; adj, List&lt;List&lt;String&gt;&gt; res) {</w:t>
-      </w:r>
-    </w:p>
-    <w:p>
-      <w:pPr>
-        <w:spacing w:after="0" w:line="250"/>
-      </w:pPr>
-      <w:r>
-        <w:rPr>
-          <w:rFonts w:ascii="Consolas" w:cs="Consolas" w:eastAsia="Consolas" w:hAnsi="Consolas"/>
-          <w:color w:val="333333"/>
-          <w:sz w:val="15"/>
-          <w:szCs w:val="15"/>
-        </w:rPr>
-        <w:t xml:space="preserve">        if (cur.equals(end)) { res.add(new ArrayList&lt;&gt;(path)); return; }</w:t>
-      </w:r>
-    </w:p>
-    <w:p>
-      <w:pPr>
-        <w:spacing w:after="0" w:line="250"/>
-      </w:pPr>
-      <w:r>
-        <w:rPr>
-          <w:rFonts w:ascii="Consolas" w:cs="Consolas" w:eastAsia="Consolas" w:hAnsi="Consolas"/>
-          <w:color w:val="333333"/>
-          <w:sz w:val="15"/>
-          <w:szCs w:val="15"/>
-        </w:rPr>
-        <w:t xml:space="preserve">        for (String nxt : adj.getOrDefault(cur, Collections.emptyList())) { path.add(nxt); backtrack(nxt, end, path, adj, res); path.remove(path.size() - 1); }</w:t>
-      </w:r>
-    </w:p>
-    <w:p>
-      <w:pPr>
-        <w:spacing w:after="0" w:line="250"/>
-      </w:pPr>
-      <w:r>
-        <w:rPr>
-          <w:rFonts w:ascii="Consolas" w:cs="Consolas" w:eastAsia="Consolas" w:hAnsi="Consolas"/>
-          <w:color w:val="333333"/>
-          <w:sz w:val="15"/>
-          <w:szCs w:val="15"/>
-        </w:rPr>
-        <w:t xml:space="preserve">    }</w:t>
-      </w:r>
-    </w:p>
-    <w:p>
-      <w:pPr>
-        <w:spacing w:after="0" w:line="250"/>
-      </w:pPr>
-      <w:r>
-        <w:rPr>
-          <w:rFonts w:ascii="Consolas" w:cs="Consolas" w:eastAsia="Consolas" w:hAnsi="Consolas"/>
-          <w:color w:val="333333"/>
-          <w:sz w:val="15"/>
-          <w:szCs w:val="15"/>
-        </w:rPr>
-        <w:t xml:space="preserve">    private List&lt;String&gt; neighbors(String word) {</w:t>
-      </w:r>
-    </w:p>
-    <w:p>
-      <w:pPr>
-        <w:spacing w:after="0" w:line="250"/>
-      </w:pPr>
-      <w:r>
-        <w:rPr>
-          <w:rFonts w:ascii="Consolas" w:cs="Consolas" w:eastAsia="Consolas" w:hAnsi="Consolas"/>
-          <w:color w:val="333333"/>
-          <w:sz w:val="15"/>
-          <w:szCs w:val="15"/>
-        </w:rPr>
-        <w:t xml:space="preserve">        List&lt;String&gt; res = new ArrayList&lt;&gt;(); char[] chars = word.toCharArray();</w:t>
-      </w:r>
-    </w:p>
-    <w:p>
-      <w:pPr>
-        <w:spacing w:after="0" w:line="250"/>
-      </w:pPr>
-      <w:r>
-        <w:rPr>
-          <w:rFonts w:ascii="Consolas" w:cs="Consolas" w:eastAsia="Consolas" w:hAnsi="Consolas"/>
-          <w:color w:val="333333"/>
-          <w:sz w:val="15"/>
-          <w:szCs w:val="15"/>
-        </w:rPr>
-        <w:t xml:space="preserve">        for (int i = 0; i &lt; chars.length; i++) { char o = chars[i]; for (char j = 'a'; j &lt;= 'z'; j++) { if (j == o) continue; chars[i] = j; res.add(new String(chars)); } chars[i] = o; }</w:t>
-      </w:r>
-    </w:p>
-    <w:p>
-      <w:pPr>
-        <w:spacing w:after="0" w:line="250"/>
-      </w:pPr>
-      <w:r>
-        <w:rPr>
-          <w:rFonts w:ascii="Consolas" w:cs="Consolas" w:eastAsia="Consolas" w:hAnsi="Consolas"/>
-          <w:color w:val="333333"/>
-          <w:sz w:val="15"/>
-          <w:szCs w:val="15"/>
-        </w:rPr>
-        <w:t xml:space="preserve">        return res;</w:t>
-      </w:r>
-    </w:p>
-    <w:p>
-      <w:pPr>
-        <w:spacing w:after="0" w:line="250"/>
-      </w:pPr>
-      <w:r>
-        <w:rPr>
-          <w:rFonts w:ascii="Consolas" w:cs="Consolas" w:eastAsia="Consolas" w:hAnsi="Consolas"/>
-          <w:color w:val="333333"/>
-          <w:sz w:val="15"/>
-          <w:szCs w:val="15"/>
-        </w:rPr>
-        <w:t xml:space="preserve">    }</w:t>
-      </w:r>
-    </w:p>
-    <w:p>
-      <w:pPr>
-        <w:spacing w:after="0" w:line="250"/>
-      </w:pPr>
-      <w:r>
-        <w:rPr>
-          <w:rFonts w:ascii="Consolas" w:cs="Consolas" w:eastAsia="Consolas" w:hAnsi="Consolas"/>
-          <w:color w:val="333333"/>
-          <w:sz w:val="15"/>
-          <w:szCs w:val="15"/>
-        </w:rPr>
-        <w:t xml:space="preserve">}</w:t>
+      <w:r>
+        <w:rPr>
+          <w:rFonts w:ascii="Consolas" w:hAnsi="Consolas"/>
+          <w:sz w:val="15"/>
+        </w:rPr>
+        <w:t>}</w:t>
       </w:r>
     </w:p>
     <w:p>
